--- a/skills/legal-os-correspondence/assets/templates/催款及履约通知函_标准模板.docx
+++ b/skills/legal-os-correspondence/assets/templates/催款及履约通知函_标准模板.docx
@@ -29,7 +29,7 @@
           <w:color w:val="000000"/>
           <w:sz w:val="24"/>
         </w:rPr>
-        <w:t>编号：【________】</w:t>
+        <w:t>编号：〔如有请填写：经核验的编号；无则删除本行〕</w:t>
       </w:r>
     </w:p>
     <w:tbl>
@@ -132,7 +132,7 @@
                 <w:color w:val="000000"/>
                 <w:sz w:val="25"/>
               </w:rPr>
-              <w:t>通知方</w:t>
+              <w:t>发函方</w:t>
             </w:r>
           </w:p>
         </w:tc>
@@ -158,7 +158,7 @@
                 <w:color w:val="000000"/>
                 <w:sz w:val="25"/>
               </w:rPr>
-              <w:t>【通知方名称】</w:t>
+              <w:t>〔必填：发函方或机构完整名称〕</w:t>
             </w:r>
           </w:p>
         </w:tc>
@@ -186,7 +186,7 @@
                 <w:color w:val="000000"/>
                 <w:sz w:val="25"/>
               </w:rPr>
-              <w:t>相对方</w:t>
+              <w:t>收函方</w:t>
             </w:r>
           </w:p>
         </w:tc>
@@ -212,7 +212,7 @@
                 <w:color w:val="000000"/>
                 <w:sz w:val="25"/>
               </w:rPr>
-              <w:t>【相对方名称及联系人】</w:t>
+              <w:t>〔必填：收函方完整名称及必要的联系人或地址〕</w:t>
             </w:r>
           </w:p>
         </w:tc>
@@ -240,7 +240,7 @@
                 <w:color w:val="000000"/>
                 <w:sz w:val="25"/>
               </w:rPr>
-              <w:t>合同/项目</w:t>
+              <w:t>事项</w:t>
             </w:r>
           </w:p>
         </w:tc>
@@ -266,7 +266,7 @@
                 <w:color w:val="000000"/>
                 <w:sz w:val="25"/>
               </w:rPr>
-              <w:t>【合同编号、项目名称】</w:t>
+              <w:t>〔必填：本函对应的合同、项目或争议事项〕</w:t>
             </w:r>
           </w:p>
         </w:tc>
@@ -294,7 +294,7 @@
                 <w:color w:val="000000"/>
                 <w:sz w:val="25"/>
               </w:rPr>
-              <w:t>到期事项</w:t>
+              <w:t>送达方式</w:t>
             </w:r>
           </w:p>
         </w:tc>
@@ -320,7 +320,7 @@
                 <w:color w:val="000000"/>
                 <w:sz w:val="25"/>
               </w:rPr>
-              <w:t>【款项/交付/验收/配合义务】</w:t>
+              <w:t>〔必填：已核验的送达方式及地址、邮箱或联系人〕</w:t>
             </w:r>
           </w:p>
         </w:tc>
@@ -342,7 +342,7 @@
           <w:color w:val="000000"/>
           <w:sz w:val="28"/>
         </w:rPr>
-        <w:t>致：【收函方/主管机关/相关单位】：</w:t>
+        <w:t>致：〔必填：收函方完整名称及必要的联系人或地址〕：</w:t>
       </w:r>
     </w:p>
     <w:p>
@@ -371,7 +371,7 @@
           <w:color w:val="000000"/>
           <w:sz w:val="28"/>
         </w:rPr>
-        <w:t>双方于【日期】就【合同/项目】形成【合同或文件关系】。目前已核验的履行节点为：【节点及依据】。</w:t>
+        <w:t>〔填写：法律关系、我方履行及对应依据；仅写与当前履行或付款请求直接相关的事实。〕</w:t>
       </w:r>
     </w:p>
     <w:p>
@@ -400,7 +400,7 @@
           <w:color w:val="000000"/>
           <w:sz w:val="28"/>
         </w:rPr>
-        <w:t>截至【核验日期】，尚有以下事项未完成：【逐项列明金额、日期、数量或具体行为，并标注证据来源】。</w:t>
+        <w:t>〔填写：截至核验日期尚未完成的付款、交付、验收或配合事项；列明金额、日期、数量或行为及对应来源。〕</w:t>
       </w:r>
     </w:p>
     <w:p>
@@ -429,7 +429,7 @@
           <w:color w:val="000000"/>
           <w:sz w:val="28"/>
         </w:rPr>
-        <w:t>请于【期限】前完成【具体履行内容】；如存在客观障碍，请在【期限】前提交可核验的说明和补救计划。</w:t>
+        <w:t>〔填写：明确、可执行的履行内容、截止时间和反馈方式；仅在当前目的确有必要时增加书面说明或补救计划要求。〕</w:t>
       </w:r>
     </w:p>
     <w:p>
@@ -458,7 +458,7 @@
           <w:color w:val="000000"/>
           <w:sz w:val="28"/>
         </w:rPr>
-        <w:t>逾期未履行的，我方将依据合同及经核验的法律依据采取后续措施，并保留要求承担相应责任的权利。</w:t>
+        <w:t>〔如有请填写：依据合同及已核验法律或程序的相应后果或权利保留；无则删除本节；不得将裁量结果表述为必然。〕</w:t>
       </w:r>
     </w:p>
     <w:p>
@@ -489,7 +489,7 @@
           <w:color w:val="000000"/>
           <w:sz w:val="28"/>
         </w:rPr>
-        <w:t>【发函方/机构】</w:t>
+        <w:t>〔必填：发函方或机构完整名称〕</w:t>
       </w:r>
     </w:p>
     <w:p>
@@ -504,7 +504,7 @@
           <w:color w:val="000000"/>
           <w:sz w:val="28"/>
         </w:rPr>
-        <w:t>【日期：____年__月__日】</w:t>
+        <w:t>〔必填：年/月/日〕</w:t>
       </w:r>
     </w:p>
     <w:p>
@@ -518,21 +518,7 @@
           <w:color w:val="000000"/>
           <w:sz w:val="25"/>
         </w:rPr>
-        <w:t>附件：【如有，请逐项列明】</w:t>
-      </w:r>
-    </w:p>
-    <w:p>
-      <w:pPr>
-        <w:pStyle w:val="TemplateNote"/>
-        <w:spacing w:before="240" w:line="320" w:lineRule="exact"/>
-      </w:pPr>
-      <w:r>
-        <w:rPr>
-          <w:rFonts w:ascii="Times New Roman" w:hAnsi="Times New Roman" w:eastAsia="仿宋_GB2312"/>
-          <w:color w:val="5A5A5A"/>
-          <w:sz w:val="20"/>
-        </w:rPr>
-        <w:t>【模板控制提示：外发前删除本提示，并完成事实、证据、法律依据、期限、附件、收件信息及外发权限检查。模板本身不构成已授权发送。】</w:t>
+        <w:t>附件：〔如有请填写附件名称及数量；无则删除本行〕</w:t>
       </w:r>
     </w:p>
     <w:sectPr>
